--- a/backend/templates/docx/AM_AI_SAFE_Awareness_Report_TEMPLATE_v0.80_FIXED.docx
+++ b/backend/templates/docx/AM_AI_SAFE_Awareness_Report_TEMPLATE_v0.80_FIXED.docx
@@ -3758,6 +3758,7 @@
       <w:tr>
         <w:trPr>
           <w:trHeight w:val="602"/>
+          {%tr for action in sector_actions_high_top5 %}
         </w:trPr>
         <w:tc>
           <w:tcPr>
@@ -3776,7 +3777,7 @@
                 <w:sz w:val="20"/>
                 <w:szCs w:val="20"/>
               </w:rPr>
-              <w:t>{% for action in sector_actions_high_top5 %}{{ action.question_id }}</w:t>
+              <w:t>{{ action.question_id }}</w:t>
             </w:r>
           </w:p>
         </w:tc>
@@ -3818,10 +3819,11 @@
                 <w:sz w:val="20"/>
                 <w:szCs w:val="20"/>
               </w:rPr>
-              <w:t>{{ action.sector_action }}{% endfor %}</w:t>
+              <w:t>{{ action.sector_action }}</w:t>
             </w:r>
           </w:p>
         </w:tc>
+        {%tr endfor %}
       </w:tr>
     </w:tbl>
     <w:p>
@@ -3976,6 +3978,7 @@
       <w:tr>
         <w:trPr>
           <w:trHeight w:val="602"/>
+          {%tr for action in sector_actions_medium_top5 %}
         </w:trPr>
         <w:tc>
           <w:tcPr>
@@ -3994,7 +3997,7 @@
                 <w:sz w:val="20"/>
                 <w:szCs w:val="20"/>
               </w:rPr>
-              <w:t>{% for action in sector_actions_medium_top5 %}{{ action.question_id }}</w:t>
+              <w:t>{{ action.question_id }}</w:t>
             </w:r>
           </w:p>
         </w:tc>
@@ -4036,10 +4039,11 @@
                 <w:sz w:val="20"/>
                 <w:szCs w:val="20"/>
               </w:rPr>
-              <w:t>{{ action.sector_action }}{% endfor %}</w:t>
+              <w:t>{{ action.sector_action }}</w:t>
             </w:r>
           </w:p>
         </w:tc>
+        {%tr endfor %}
       </w:tr>
     </w:tbl>
     <w:p>
@@ -4191,6 +4195,7 @@
       <w:tr>
         <w:trPr>
           <w:trHeight w:val="602"/>
+          {%tr for action in sector_actions_low_top5 %}
         </w:trPr>
         <w:tc>
           <w:tcPr>
@@ -4209,7 +4214,7 @@
                 <w:sz w:val="20"/>
                 <w:szCs w:val="20"/>
               </w:rPr>
-              <w:t>{% for action in sector_actions_low_top5 %}{{ action.question_id }}</w:t>
+              <w:t>{{ action.question_id }}</w:t>
             </w:r>
           </w:p>
         </w:tc>
@@ -4258,10 +4263,11 @@
                 <w:sz w:val="20"/>
                 <w:szCs w:val="20"/>
               </w:rPr>
-              <w:t>{% endfor %}</w:t>
+              <w:t/>
             </w:r>
           </w:p>
         </w:tc>
+        {%tr endfor %}
       </w:tr>
     </w:tbl>
     <w:p>

--- a/backend/templates/docx/AM_AI_SAFE_Awareness_Report_TEMPLATE_v0.80_FIXED.docx
+++ b/backend/templates/docx/AM_AI_SAFE_Awareness_Report_TEMPLATE_v0.80_FIXED.docx
@@ -3758,7 +3758,6 @@
       <w:tr>
         <w:trPr>
           <w:trHeight w:val="602"/>
-          {%tr for action in sector_actions_high_top5 %}
         </w:trPr>
         <w:tc>
           <w:tcPr>
@@ -3777,7 +3776,7 @@
                 <w:sz w:val="20"/>
                 <w:szCs w:val="20"/>
               </w:rPr>
-              <w:t>{{ action.question_id }}</w:t>
+              <w:t>{% for action in sector_actions_high_top5 %}{{ action.question_id }}</w:t>
             </w:r>
           </w:p>
         </w:tc>
@@ -3819,11 +3818,10 @@
                 <w:sz w:val="20"/>
                 <w:szCs w:val="20"/>
               </w:rPr>
-              <w:t>{{ action.sector_action }}</w:t>
+              <w:t>{{ action.sector_action }}{% endfor %}</w:t>
             </w:r>
           </w:p>
         </w:tc>
-        {%tr endfor %}
       </w:tr>
     </w:tbl>
     <w:p>
@@ -3978,7 +3976,6 @@
       <w:tr>
         <w:trPr>
           <w:trHeight w:val="602"/>
-          {%tr for action in sector_actions_medium_top5 %}
         </w:trPr>
         <w:tc>
           <w:tcPr>
@@ -3997,7 +3994,7 @@
                 <w:sz w:val="20"/>
                 <w:szCs w:val="20"/>
               </w:rPr>
-              <w:t>{{ action.question_id }}</w:t>
+              <w:t>{% for action in sector_actions_medium_top5 %}{{ action.question_id }}</w:t>
             </w:r>
           </w:p>
         </w:tc>
@@ -4039,11 +4036,10 @@
                 <w:sz w:val="20"/>
                 <w:szCs w:val="20"/>
               </w:rPr>
-              <w:t>{{ action.sector_action }}</w:t>
+              <w:t>{{ action.sector_action }}{% endfor %}</w:t>
             </w:r>
           </w:p>
         </w:tc>
-        {%tr endfor %}
       </w:tr>
     </w:tbl>
     <w:p>
@@ -4195,7 +4191,6 @@
       <w:tr>
         <w:trPr>
           <w:trHeight w:val="602"/>
-          {%tr for action in sector_actions_low_top5 %}
         </w:trPr>
         <w:tc>
           <w:tcPr>
@@ -4214,7 +4209,7 @@
                 <w:sz w:val="20"/>
                 <w:szCs w:val="20"/>
               </w:rPr>
-              <w:t>{{ action.question_id }}</w:t>
+              <w:t>{% for action in sector_actions_low_top5 %}{{ action.question_id }}</w:t>
             </w:r>
           </w:p>
         </w:tc>
@@ -4263,11 +4258,10 @@
                 <w:sz w:val="20"/>
                 <w:szCs w:val="20"/>
               </w:rPr>
-              <w:t/>
+              <w:t>{% endfor %}</w:t>
             </w:r>
           </w:p>
         </w:tc>
-        {%tr endfor %}
       </w:tr>
     </w:tbl>
     <w:p>
